--- a/t37_s1.docx
+++ b/t37_s1.docx
@@ -3,2348 +3,998 @@
 <w:document xmlns:wpc="http://schemas.microsoft.com/office/word/2010/wordprocessingCanvas" xmlns:mo="http://schemas.microsoft.com/office/mac/office/2008/main" xmlns:mc="http://schemas.openxmlformats.org/markup-compatibility/2006" xmlns:mv="urn:schemas-microsoft-com:mac:vml" xmlns:o="urn:schemas-microsoft-com:office:office" xmlns:r="http://schemas.openxmlformats.org/officeDocument/2006/relationships" xmlns:m="http://schemas.openxmlformats.org/officeDocument/2006/math" xmlns:v="urn:schemas-microsoft-com:vml" xmlns:wp14="http://schemas.microsoft.com/office/word/2010/wordprocessingDrawing" xmlns:wp="http://schemas.openxmlformats.org/drawingml/2006/wordprocessingDrawing" xmlns:w10="urn:schemas-microsoft-com:office:word" xmlns:w="http://schemas.openxmlformats.org/wordprocessingml/2006/main" xmlns:w14="http://schemas.microsoft.com/office/word/2010/wordml" xmlns:wpg="http://schemas.microsoft.com/office/word/2010/wordprocessingGroup" xmlns:wpi="http://schemas.microsoft.com/office/word/2010/wordprocessingInk" xmlns:wne="http://schemas.microsoft.com/office/word/2006/wordml" xmlns:wps="http://schemas.microsoft.com/office/word/2010/wordprocessingShape" mc:Ignorable="w14 wp14">
   <w:body>
     <w:p>
-      <w:pPr>
-        <w:spacing w:after="40" w:before="120"/>
-      </w:pPr>
       <w:r>
-        <w:rPr>
-          <w:b w:val="0"/>
-          <w:i w:val="0"/>
-          <w:sz w:val="22"/>
-        </w:rPr>
-        <w:t>Question: A client with acute ischemic stroke arrives 2 hours after symptom onset. Which factor is most important for the decision to give thrombolytic therapy?</w:t>
+        <w:t xml:space="preserve">Question: A client with a fractured tibia in a cast develops severe pain, pallor, and absent distal pulses. The nurse suspects:</w:t>
       </w:r>
     </w:p>
     <w:p>
-      <w:pPr>
-        <w:spacing w:after="0" w:before="0"/>
-      </w:pPr>
       <w:r>
-        <w:rPr>
-          <w:b w:val="0"/>
-          <w:i w:val="0"/>
-          <w:sz w:val="22"/>
-        </w:rPr>
-        <w:t>(a) The time from symptom onset (within the thrombolytic window) and absence of contraindications like active bleeding</w:t>
+        <w:t xml:space="preserve">(a) Fat embolism</w:t>
       </w:r>
     </w:p>
     <w:p>
-      <w:pPr>
-        <w:spacing w:after="0" w:before="0"/>
-      </w:pPr>
       <w:r>
-        <w:rPr>
-          <w:b w:val="0"/>
-          <w:i w:val="0"/>
-          <w:sz w:val="22"/>
-        </w:rPr>
-        <w:t>(b) The client's age alone</w:t>
+        <w:t xml:space="preserve">(b) Normal healing</w:t>
       </w:r>
     </w:p>
     <w:p>
-      <w:pPr>
-        <w:spacing w:after="0" w:before="0"/>
-      </w:pPr>
       <w:r>
-        <w:rPr>
-          <w:b w:val="0"/>
-          <w:i w:val="0"/>
-          <w:sz w:val="22"/>
-        </w:rPr>
-        <w:t>(c) The client's food intake</w:t>
+        <w:t xml:space="preserve">(c) Compartment syndrome</w:t>
       </w:r>
     </w:p>
     <w:p>
-      <w:pPr>
-        <w:spacing w:after="0" w:before="0"/>
-      </w:pPr>
       <w:r>
-        <w:rPr>
-          <w:b w:val="0"/>
-          <w:i w:val="0"/>
-          <w:sz w:val="22"/>
-        </w:rPr>
-        <w:t>(d) The client's blood type</w:t>
+        <w:t xml:space="preserve">(d) Venous stasis</w:t>
       </w:r>
     </w:p>
     <w:p>
-      <w:pPr>
-        <w:spacing w:after="0" w:before="40"/>
-      </w:pPr>
       <w:r>
-        <w:rPr>
-          <w:b/>
-          <w:i w:val="0"/>
-          <w:sz w:val="22"/>
-        </w:rPr>
-        <w:t>Answer: a</w:t>
+        <w:t xml:space="preserve">Answer: c</w:t>
       </w:r>
     </w:p>
     <w:p>
-      <w:pPr>
-        <w:spacing w:after="0" w:before="0"/>
-      </w:pPr>
       <w:r>
-        <w:rPr>
-          <w:b w:val="0"/>
-          <w:i w:val="0"/>
-          <w:sz w:val="21"/>
-        </w:rPr>
-        <w:t>Solution: IV thrombolysis (alteplase) for ischemic stroke is time-critical (within 4.5 hours of onset in eligible clients) and contraindicated by recent surgery/bleeding, high INR, or uncontrolled hypertension. Age and blood type are not deciding factors.</w:t>
+        <w:t xml:space="preserve">Solution: The 5 Ps — pain, pallor, paresthesia, pulselessness, and paralysis — indicate compartment syndrome, a surgical emergency. The cast is split and the physician notified at once.</w:t>
       </w:r>
     </w:p>
     <w:p>
-      <w:pPr>
-        <w:spacing w:after="0" w:before="0"/>
-      </w:pPr>
       <w:r>
-        <w:rPr>
-          <w:b w:val="0"/>
-          <w:i w:val="0"/>
-          <w:sz w:val="20"/>
-        </w:rPr>
-        <w:t>Positive Marks: 1</w:t>
+        <w:t xml:space="preserve">Positive Marks: 1</w:t>
       </w:r>
     </w:p>
     <w:p>
-      <w:pPr>
-        <w:spacing w:after="160" w:before="0"/>
-      </w:pPr>
       <w:r>
-        <w:rPr>
-          <w:b w:val="0"/>
-          <w:i w:val="0"/>
-          <w:sz w:val="20"/>
-        </w:rPr>
-        <w:t>Negative Marks: 0.25</w:t>
+        <w:t xml:space="preserve">Negative Marks: 0.25</w:t>
       </w:r>
     </w:p>
     <w:p>
-      <w:pPr>
-        <w:spacing w:after="40" w:before="120"/>
-      </w:pPr>
       <w:r>
-        <w:rPr>
-          <w:b w:val="0"/>
-          <w:i w:val="0"/>
-          <w:sz w:val="22"/>
-        </w:rPr>
-        <w:t>Question: A client with hypernatremia (serum sodium 158 mEq/L) is confused and lethargic. Which nursing intervention is appropriate?</w:t>
+        <w:t xml:space="preserve"/>
       </w:r>
     </w:p>
     <w:p>
-      <w:pPr>
-        <w:spacing w:after="0" w:before="0"/>
-      </w:pPr>
       <w:r>
-        <w:rPr>
-          <w:b w:val="0"/>
-          <w:i w:val="0"/>
-          <w:sz w:val="22"/>
-        </w:rPr>
-        <w:t>(a) Administer prescribed hypotonic fluids slowly and monitor neurologic status and serum sodium</w:t>
+        <w:t xml:space="preserve">Question: The most comfortable position for a client with dyspnea is:</w:t>
       </w:r>
     </w:p>
     <w:p>
-      <w:pPr>
-        <w:spacing w:after="0" w:before="0"/>
-      </w:pPr>
       <w:r>
-        <w:rPr>
-          <w:b w:val="0"/>
-          <w:i w:val="0"/>
-          <w:sz w:val="22"/>
-        </w:rPr>
-        <w:t>(b) Give free water rapidly to correct the sodium quickly</w:t>
+        <w:t xml:space="preserve">(a) Fowler's position</w:t>
       </w:r>
     </w:p>
     <w:p>
-      <w:pPr>
-        <w:spacing w:after="0" w:before="0"/>
-      </w:pPr>
       <w:r>
-        <w:rPr>
-          <w:b w:val="0"/>
-          <w:i w:val="0"/>
-          <w:sz w:val="22"/>
-        </w:rPr>
-        <w:t>(c) Restrict all fluids</w:t>
+        <w:t xml:space="preserve">(b) Supine</w:t>
       </w:r>
     </w:p>
     <w:p>
-      <w:pPr>
-        <w:spacing w:after="0" w:before="0"/>
-      </w:pPr>
       <w:r>
-        <w:rPr>
-          <w:b w:val="0"/>
-          <w:i w:val="0"/>
-          <w:sz w:val="22"/>
-        </w:rPr>
-        <w:t>(d) Administer hypertonic saline boluses</w:t>
+        <w:t xml:space="preserve">(c) Prone</w:t>
       </w:r>
     </w:p>
     <w:p>
-      <w:pPr>
-        <w:spacing w:after="0" w:before="40"/>
-      </w:pPr>
       <w:r>
-        <w:rPr>
-          <w:b/>
-          <w:i w:val="0"/>
-          <w:sz w:val="22"/>
-        </w:rPr>
-        <w:t>Answer: a</w:t>
+        <w:t xml:space="preserve">(d) Trendelenburg</w:t>
       </w:r>
     </w:p>
     <w:p>
-      <w:pPr>
-        <w:spacing w:after="0" w:before="0"/>
-      </w:pPr>
       <w:r>
-        <w:rPr>
-          <w:b w:val="0"/>
-          <w:i w:val="0"/>
-          <w:sz w:val="21"/>
-        </w:rPr>
-        <w:t>Solution: Hypernatremia is corrected gradually with hypotonic fluids (oral water or IV) to avoid cerebral edema from rapid shifts; neurologic status and sodium are monitored. Rapid correction is dangerous.</w:t>
+        <w:t xml:space="preserve">Answer: a</w:t>
       </w:r>
     </w:p>
     <w:p>
-      <w:pPr>
-        <w:spacing w:after="0" w:before="0"/>
-      </w:pPr>
       <w:r>
-        <w:rPr>
-          <w:b w:val="0"/>
-          <w:i w:val="0"/>
-          <w:sz w:val="20"/>
-        </w:rPr>
-        <w:t>Positive Marks: 1</w:t>
+        <w:t xml:space="preserve">Solution: Fowler's (semi-sitting) position allows full chest expansion and eases breathing in dyspnea.</w:t>
       </w:r>
     </w:p>
     <w:p>
-      <w:pPr>
-        <w:spacing w:after="160" w:before="0"/>
-      </w:pPr>
       <w:r>
-        <w:rPr>
-          <w:b w:val="0"/>
-          <w:i w:val="0"/>
-          <w:sz w:val="20"/>
-        </w:rPr>
-        <w:t>Negative Marks: 0.25</w:t>
+        <w:t xml:space="preserve">Positive Marks: 1</w:t>
       </w:r>
     </w:p>
     <w:p>
-      <w:pPr>
-        <w:spacing w:after="40" w:before="120"/>
-      </w:pPr>
       <w:r>
-        <w:rPr>
-          <w:b w:val="0"/>
-          <w:i w:val="0"/>
-          <w:sz w:val="22"/>
-        </w:rPr>
-        <w:t>Question: A client with sepsis develops petechiae, oozing from the IV site, and a prolonged PT/APTT with low fibrinogen and platelets. Which condition is most likely?</w:t>
+        <w:t xml:space="preserve">Negative Marks: 0.25</w:t>
       </w:r>
     </w:p>
     <w:p>
-      <w:pPr>
-        <w:spacing w:after="0" w:before="0"/>
-      </w:pPr>
       <w:r>
-        <w:rPr>
-          <w:b w:val="0"/>
-          <w:i w:val="0"/>
-          <w:sz w:val="22"/>
-        </w:rPr>
-        <w:t>(a) Disseminated intravascular coagulation (DIC)</w:t>
+        <w:t xml:space="preserve"/>
       </w:r>
     </w:p>
     <w:p>
-      <w:pPr>
-        <w:spacing w:after="0" w:before="0"/>
-      </w:pPr>
       <w:r>
-        <w:rPr>
-          <w:b w:val="0"/>
-          <w:i w:val="0"/>
-          <w:sz w:val="22"/>
-        </w:rPr>
-        <w:t>(b) Hemophilia</w:t>
+        <w:t xml:space="preserve">Question: The recommended total weight gain for a woman of normal BMI during pregnancy is approximately:</w:t>
       </w:r>
     </w:p>
     <w:p>
-      <w:pPr>
-        <w:spacing w:after="0" w:before="0"/>
-      </w:pPr>
       <w:r>
-        <w:rPr>
-          <w:b w:val="0"/>
-          <w:i w:val="0"/>
-          <w:sz w:val="22"/>
-        </w:rPr>
-        <w:t>(c) Thrombotic thrombocytopenic purpura</w:t>
+        <w:t xml:space="preserve">(a) 4-6 kg</w:t>
       </w:r>
     </w:p>
     <w:p>
-      <w:pPr>
-        <w:spacing w:after="0" w:before="0"/>
-      </w:pPr>
       <w:r>
-        <w:rPr>
-          <w:b w:val="0"/>
-          <w:i w:val="0"/>
-          <w:sz w:val="22"/>
-        </w:rPr>
-        <w:t>(d) Warfarin toxicity</w:t>
+        <w:t xml:space="preserve">(b) 25-30 kg</w:t>
       </w:r>
     </w:p>
     <w:p>
-      <w:pPr>
-        <w:spacing w:after="0" w:before="40"/>
-      </w:pPr>
       <w:r>
-        <w:rPr>
-          <w:b/>
-          <w:i w:val="0"/>
-          <w:sz w:val="22"/>
-        </w:rPr>
-        <w:t>Answer: a</w:t>
+        <w:t xml:space="preserve">(c) 2-3 kg</w:t>
       </w:r>
     </w:p>
     <w:p>
-      <w:pPr>
-        <w:spacing w:after="0" w:before="0"/>
-      </w:pPr>
       <w:r>
-        <w:rPr>
-          <w:b w:val="0"/>
-          <w:i w:val="0"/>
-          <w:sz w:val="21"/>
-        </w:rPr>
-        <w:t>Solution: DIC is a consumptive coagulopathy triggered by sepsis, trauma, or malignancy: bleeding with low platelets, low fibrinogen, and prolonged PT/APTT. It is managed by treating the cause with blood products as indicated.</w:t>
+        <w:t xml:space="preserve">(d) 11-16 kg</w:t>
       </w:r>
     </w:p>
     <w:p>
-      <w:pPr>
-        <w:spacing w:after="0" w:before="0"/>
-      </w:pPr>
       <w:r>
-        <w:rPr>
-          <w:b w:val="0"/>
-          <w:i w:val="0"/>
-          <w:sz w:val="20"/>
-        </w:rPr>
-        <w:t>Positive Marks: 1</w:t>
+        <w:t xml:space="preserve">Answer: d</w:t>
       </w:r>
     </w:p>
     <w:p>
-      <w:pPr>
-        <w:spacing w:after="160" w:before="0"/>
-      </w:pPr>
       <w:r>
-        <w:rPr>
-          <w:b w:val="0"/>
-          <w:i w:val="0"/>
-          <w:sz w:val="20"/>
-        </w:rPr>
-        <w:t>Negative Marks: 0.25</w:t>
+        <w:t xml:space="preserve">Solution: A gain of about 11-16 kg is recommended for a normal-BMI woman; underweight women need more and overweight women less.</w:t>
       </w:r>
     </w:p>
     <w:p>
-      <w:pPr>
-        <w:spacing w:after="40" w:before="120"/>
-      </w:pPr>
       <w:r>
-        <w:rPr>
-          <w:b w:val="0"/>
-          <w:i w:val="0"/>
-          <w:sz w:val="22"/>
-        </w:rPr>
-        <w:t>Question: A client is admitted for appendicitis and undergoes appendectomy. Which nursing action is correct in the immediate postoperative period?</w:t>
+        <w:t xml:space="preserve">Positive Marks: 1</w:t>
       </w:r>
     </w:p>
     <w:p>
-      <w:pPr>
-        <w:spacing w:after="0" w:before="0"/>
-      </w:pPr>
       <w:r>
-        <w:rPr>
-          <w:b w:val="0"/>
-          <w:i w:val="0"/>
-          <w:sz w:val="22"/>
-        </w:rPr>
-        <w:t>(a) Encourage early ambulation as ordered and monitor for fever, abdominal distension, and incisional pain</w:t>
+        <w:t xml:space="preserve">Negative Marks: 0.25</w:t>
       </w:r>
     </w:p>
     <w:p>
-      <w:pPr>
-        <w:spacing w:after="0" w:before="0"/>
-      </w:pPr>
       <w:r>
-        <w:rPr>
-          <w:b w:val="0"/>
-          <w:i w:val="0"/>
-          <w:sz w:val="22"/>
-        </w:rPr>
-        <w:t>(b) Keep the client on bed rest for a week</w:t>
+        <w:t xml:space="preserve"/>
       </w:r>
     </w:p>
     <w:p>
-      <w:pPr>
-        <w:spacing w:after="0" w:before="0"/>
-      </w:pPr>
       <w:r>
-        <w:rPr>
-          <w:b w:val="0"/>
-          <w:i w:val="0"/>
-          <w:sz w:val="22"/>
-        </w:rPr>
-        <w:t>(c) Restrict all oral intake for 48 hours regardless of orders</w:t>
+        <w:t xml:space="preserve">Question: Vitamin K is given to a newborn to prevent:</w:t>
       </w:r>
     </w:p>
     <w:p>
-      <w:pPr>
-        <w:spacing w:after="0" w:before="0"/>
-      </w:pPr>
       <w:r>
-        <w:rPr>
-          <w:b w:val="0"/>
-          <w:i w:val="0"/>
-          <w:sz w:val="22"/>
-        </w:rPr>
-        <w:t>(d) Apply heat to the incision</w:t>
+        <w:t xml:space="preserve">(a) Infection</w:t>
       </w:r>
     </w:p>
     <w:p>
-      <w:pPr>
-        <w:spacing w:after="0" w:before="40"/>
-      </w:pPr>
       <w:r>
-        <w:rPr>
-          <w:b/>
-          <w:i w:val="0"/>
-          <w:sz w:val="22"/>
-        </w:rPr>
-        <w:t>Answer: a</w:t>
+        <w:t xml:space="preserve">(b) Hemorrhagic disease of the newborn</w:t>
       </w:r>
     </w:p>
     <w:p>
-      <w:pPr>
-        <w:spacing w:after="0" w:before="0"/>
-      </w:pPr>
       <w:r>
-        <w:rPr>
-          <w:b w:val="0"/>
-          <w:i w:val="0"/>
-          <w:sz w:val="21"/>
-        </w:rPr>
-        <w:t>Solution: After appendectomy, early ambulation, incentive spirometry, and monitoring for complications (fever, distension suggesting ileus/abscess, wound infection) are standard. Activity and diet follow the provider's orders.</w:t>
+        <w:t xml:space="preserve">(c) Jaundice</w:t>
       </w:r>
     </w:p>
     <w:p>
-      <w:pPr>
-        <w:spacing w:after="0" w:before="0"/>
-      </w:pPr>
       <w:r>
-        <w:rPr>
-          <w:b w:val="0"/>
-          <w:i w:val="0"/>
-          <w:sz w:val="20"/>
-        </w:rPr>
-        <w:t>Positive Marks: 1</w:t>
+        <w:t xml:space="preserve">(d) Hypoglycemia</w:t>
       </w:r>
     </w:p>
     <w:p>
-      <w:pPr>
-        <w:spacing w:after="160" w:before="0"/>
-      </w:pPr>
       <w:r>
-        <w:rPr>
-          <w:b w:val="0"/>
-          <w:i w:val="0"/>
-          <w:sz w:val="20"/>
-        </w:rPr>
-        <w:t>Negative Marks: 0.25</w:t>
+        <w:t xml:space="preserve">Answer: b</w:t>
       </w:r>
     </w:p>
     <w:p>
-      <w:pPr>
-        <w:spacing w:after="40" w:before="120"/>
-      </w:pPr>
       <w:r>
-        <w:rPr>
-          <w:b w:val="0"/>
-          <w:i w:val="0"/>
-          <w:sz w:val="22"/>
-        </w:rPr>
-        <w:t>Question: A client returns from a nephrolithotomy with a nephrostomy tube draining urine. Which nursing action is correct?</w:t>
+        <w:t xml:space="preserve">Solution: Newborns lack intestinal flora to synthesize vitamin K, so an injection prevents bleeding (hemorrhagic disease of the newborn).</w:t>
       </w:r>
     </w:p>
     <w:p>
-      <w:pPr>
-        <w:spacing w:after="0" w:before="0"/>
-      </w:pPr>
       <w:r>
-        <w:rPr>
-          <w:b w:val="0"/>
-          <w:i w:val="0"/>
-          <w:sz w:val="22"/>
-        </w:rPr>
-        <w:t>(a) Keep the tube patent and draining, measure output separately, and report any obstruction or frank blood</w:t>
+        <w:t xml:space="preserve">Positive Marks: 1</w:t>
       </w:r>
     </w:p>
     <w:p>
-      <w:pPr>
-        <w:spacing w:after="0" w:before="0"/>
-      </w:pPr>
       <w:r>
-        <w:rPr>
-          <w:b w:val="0"/>
-          <w:i w:val="0"/>
-          <w:sz w:val="22"/>
-        </w:rPr>
-        <w:t>(b) Clamp the tube to build bladder pressure</w:t>
+        <w:t xml:space="preserve">Negative Marks: 0.25</w:t>
       </w:r>
     </w:p>
     <w:p>
-      <w:pPr>
-        <w:spacing w:after="0" w:before="0"/>
-      </w:pPr>
       <w:r>
-        <w:rPr>
-          <w:b w:val="0"/>
-          <w:i w:val="0"/>
-          <w:sz w:val="22"/>
-        </w:rPr>
-        <w:t>(c) Irrigate the tube with tap water</w:t>
+        <w:t xml:space="preserve"/>
       </w:r>
     </w:p>
     <w:p>
-      <w:pPr>
-        <w:spacing w:after="0" w:before="0"/>
-      </w:pPr>
       <w:r>
-        <w:rPr>
-          <w:b w:val="0"/>
-          <w:i w:val="0"/>
-          <w:sz w:val="22"/>
-        </w:rPr>
-        <w:t>(d) Position the tube above the kidney level</w:t>
+        <w:t xml:space="preserve">Question: A client experiencing auditory hallucinations says, "The voices tell me to hurt myself." The nurse should:</w:t>
       </w:r>
     </w:p>
     <w:p>
-      <w:pPr>
-        <w:spacing w:after="0" w:before="40"/>
-      </w:pPr>
       <w:r>
-        <w:rPr>
-          <w:b/>
-          <w:i w:val="0"/>
-          <w:sz w:val="22"/>
-        </w:rPr>
-        <w:t>Answer: a</w:t>
+        <w:t xml:space="preserve">(a) Argue that the voices are not real</w:t>
       </w:r>
     </w:p>
     <w:p>
-      <w:pPr>
-        <w:spacing w:after="0" w:before="0"/>
-      </w:pPr>
       <w:r>
-        <w:rPr>
-          <w:b w:val="0"/>
-          <w:i w:val="0"/>
-          <w:sz w:val="21"/>
-        </w:rPr>
-        <w:t>Solution: A nephrostomy tube must remain patent and drain continuously; output is measured separately and obstruction, leakage, or significant bleeding is reported. The tube is kept below kidney level and never clamped or irrigated without orders.</w:t>
+        <w:t xml:space="preserve">(b) Leave the client alone to rest</w:t>
       </w:r>
     </w:p>
     <w:p>
-      <w:pPr>
-        <w:spacing w:after="0" w:before="0"/>
-      </w:pPr>
       <w:r>
-        <w:rPr>
-          <w:b w:val="0"/>
-          <w:i w:val="0"/>
-          <w:sz w:val="20"/>
-        </w:rPr>
-        <w:t>Positive Marks: 1</w:t>
+        <w:t xml:space="preserve">(c) Stay with the client, acknowledge the fear, and focus on safety</w:t>
       </w:r>
     </w:p>
     <w:p>
-      <w:pPr>
-        <w:spacing w:after="160" w:before="0"/>
-      </w:pPr>
       <w:r>
-        <w:rPr>
-          <w:b w:val="0"/>
-          <w:i w:val="0"/>
-          <w:sz w:val="20"/>
-        </w:rPr>
-        <w:t>Negative Marks: 0.25</w:t>
+        <w:t xml:space="preserve">(d) Tell the client to ignore the voices</w:t>
       </w:r>
     </w:p>
     <w:p>
-      <w:pPr>
-        <w:spacing w:after="40" w:before="120"/>
-      </w:pPr>
       <w:r>
-        <w:rPr>
-          <w:b w:val="0"/>
-          <w:i w:val="0"/>
-          <w:sz w:val="22"/>
-        </w:rPr>
-        <w:t>Question: A client with a fractured femur is placed in Buck's traction. Which nursing action is correct?</w:t>
+        <w:t xml:space="preserve">Answer: c</w:t>
       </w:r>
     </w:p>
     <w:p>
-      <w:pPr>
-        <w:spacing w:after="0" w:before="0"/>
-      </w:pPr>
       <w:r>
-        <w:rPr>
-          <w:b w:val="0"/>
-          <w:i w:val="0"/>
-          <w:sz w:val="22"/>
-        </w:rPr>
-        <w:t>(a) Keep the weights hanging freely and ensure they do not touch the floor or bed</w:t>
+        <w:t xml:space="preserve">Solution: Command hallucinations demanding self-harm require the nurse to remain present, validate the fear without agreeing with the voices, and protect the client.</w:t>
       </w:r>
     </w:p>
     <w:p>
-      <w:pPr>
-        <w:spacing w:after="0" w:before="0"/>
-      </w:pPr>
       <w:r>
-        <w:rPr>
-          <w:b w:val="0"/>
-          <w:i w:val="0"/>
-          <w:sz w:val="22"/>
-        </w:rPr>
-        <w:t>(b) Remove the weights during meals</w:t>
+        <w:t xml:space="preserve">Positive Marks: 1</w:t>
       </w:r>
     </w:p>
     <w:p>
-      <w:pPr>
-        <w:spacing w:after="0" w:before="0"/>
-      </w:pPr>
       <w:r>
-        <w:rPr>
-          <w:b w:val="0"/>
-          <w:i w:val="0"/>
-          <w:sz w:val="22"/>
-        </w:rPr>
-        <w:t>(c) Let the weights rest on the bed to reduce pull</w:t>
+        <w:t xml:space="preserve">Negative Marks: 0.25</w:t>
       </w:r>
     </w:p>
     <w:p>
-      <w:pPr>
-        <w:spacing w:after="0" w:before="0"/>
-      </w:pPr>
       <w:r>
-        <w:rPr>
-          <w:b w:val="0"/>
-          <w:i w:val="0"/>
-          <w:sz w:val="22"/>
-        </w:rPr>
-        <w:t>(d) Apply the traction boot tightly enough to stop circulation</w:t>
+        <w:t xml:space="preserve"/>
       </w:r>
     </w:p>
     <w:p>
-      <w:pPr>
-        <w:spacing w:after="0" w:before="40"/>
-      </w:pPr>
       <w:r>
-        <w:rPr>
-          <w:b/>
-          <w:i w:val="0"/>
-          <w:sz w:val="22"/>
-        </w:rPr>
-        <w:t>Answer: a</w:t>
+        <w:t xml:space="preserve">Question: The ANM (Auxiliary Nurse Midwife) is based at the:</w:t>
       </w:r>
     </w:p>
     <w:p>
-      <w:pPr>
-        <w:spacing w:after="0" w:before="0"/>
-      </w:pPr>
       <w:r>
-        <w:rPr>
-          <w:b w:val="0"/>
-          <w:i w:val="0"/>
-          <w:sz w:val="21"/>
-        </w:rPr>
-        <w:t>Solution: In Buck's (skin) traction, weights must hang freely and continuously to maintain proper pull; they are never removed or allowed to rest on surfaces. The boot is snug but not constricting, and skin is checked.</w:t>
+        <w:t xml:space="preserve">(a) Sub-centre</w:t>
       </w:r>
     </w:p>
     <w:p>
-      <w:pPr>
-        <w:spacing w:after="0" w:before="0"/>
-      </w:pPr>
       <w:r>
-        <w:rPr>
-          <w:b w:val="0"/>
-          <w:i w:val="0"/>
-          <w:sz w:val="20"/>
-        </w:rPr>
-        <w:t>Positive Marks: 1</w:t>
+        <w:t xml:space="preserve">(b) District hospital</w:t>
       </w:r>
     </w:p>
     <w:p>
-      <w:pPr>
-        <w:spacing w:after="160" w:before="0"/>
-      </w:pPr>
       <w:r>
-        <w:rPr>
-          <w:b w:val="0"/>
-          <w:i w:val="0"/>
-          <w:sz w:val="20"/>
-        </w:rPr>
-        <w:t>Negative Marks: 0.25</w:t>
+        <w:t xml:space="preserve">(c) Medical college</w:t>
       </w:r>
     </w:p>
     <w:p>
-      <w:pPr>
-        <w:spacing w:after="40" w:before="120"/>
-      </w:pPr>
       <w:r>
-        <w:rPr>
-          <w:b w:val="0"/>
-          <w:i w:val="0"/>
-          <w:sz w:val="22"/>
-        </w:rPr>
-        <w:t>Question: Which is the correct technique when making an UNOCCUPIED bed?</w:t>
+        <w:t xml:space="preserve">(d) State headquarters</w:t>
       </w:r>
     </w:p>
     <w:p>
-      <w:pPr>
-        <w:spacing w:after="0" w:before="0"/>
-      </w:pPr>
       <w:r>
-        <w:rPr>
-          <w:b w:val="0"/>
-          <w:i w:val="0"/>
-          <w:sz w:val="22"/>
-        </w:rPr>
-        <w:t>(a) Work from the head to the foot, using the mitered corner technique, and finish by placing the top linen and pillow</w:t>
+        <w:t xml:space="preserve">Answer: a</w:t>
       </w:r>
     </w:p>
     <w:p>
-      <w:pPr>
-        <w:spacing w:after="0" w:before="0"/>
-      </w:pPr>
       <w:r>
-        <w:rPr>
-          <w:b w:val="0"/>
-          <w:i w:val="0"/>
-          <w:sz w:val="22"/>
-        </w:rPr>
-        <w:t>(b) Start with the pillows and work to the head</w:t>
+        <w:t xml:space="preserve">Solution: The ANM and male health worker staff the sub-centre, the most peripheral unit of the health system.</w:t>
       </w:r>
     </w:p>
     <w:p>
-      <w:pPr>
-        <w:spacing w:after="0" w:before="0"/>
-      </w:pPr>
       <w:r>
-        <w:rPr>
-          <w:b w:val="0"/>
-          <w:i w:val="0"/>
-          <w:sz w:val="22"/>
-        </w:rPr>
-        <w:t>(c) Leave the bed open at the foot</w:t>
+        <w:t xml:space="preserve">Positive Marks: 1</w:t>
       </w:r>
     </w:p>
     <w:p>
-      <w:pPr>
-        <w:spacing w:after="0" w:before="0"/>
-      </w:pPr>
       <w:r>
-        <w:rPr>
-          <w:b w:val="0"/>
-          <w:i w:val="0"/>
-          <w:sz w:val="22"/>
-        </w:rPr>
-        <w:t>(d) Work from one side only without crossing to the other</w:t>
+        <w:t xml:space="preserve">Negative Marks: 0.25</w:t>
       </w:r>
     </w:p>
     <w:p>
-      <w:pPr>
-        <w:spacing w:after="0" w:before="40"/>
-      </w:pPr>
       <w:r>
-        <w:rPr>
-          <w:b/>
-          <w:i w:val="0"/>
-          <w:sz w:val="22"/>
-        </w:rPr>
-        <w:t>Answer: a</w:t>
+        <w:t xml:space="preserve"/>
       </w:r>
     </w:p>
     <w:p>
-      <w:pPr>
-        <w:spacing w:after="0" w:before="0"/>
-      </w:pPr>
       <w:r>
-        <w:rPr>
-          <w:b w:val="0"/>
-          <w:i w:val="0"/>
-          <w:sz w:val="21"/>
-        </w:rPr>
-        <w:t>Solution: An unoccupied bed is made working head-to-foot with mitered corners, clean linen, and the pillow at the head. The nurse moves around the bed to complete both sides. It is done when the client is out of bed.</w:t>
+        <w:t xml:space="preserve">Question: A client takes sublingual nitroglycerin for angina. The nurse teaches that if pain is not relieved after one tablet, the client should:</w:t>
       </w:r>
     </w:p>
     <w:p>
-      <w:pPr>
-        <w:spacing w:after="0" w:before="0"/>
-      </w:pPr>
       <w:r>
-        <w:rPr>
-          <w:b w:val="0"/>
-          <w:i w:val="0"/>
-          <w:sz w:val="20"/>
-        </w:rPr>
-        <w:t>Positive Marks: 1</w:t>
+        <w:t xml:space="preserve">(a) Take no more tablets</w:t>
       </w:r>
     </w:p>
     <w:p>
-      <w:pPr>
-        <w:spacing w:after="160" w:before="0"/>
-      </w:pPr>
       <w:r>
-        <w:rPr>
-          <w:b w:val="0"/>
-          <w:i w:val="0"/>
-          <w:sz w:val="20"/>
-        </w:rPr>
-        <w:t>Negative Marks: 0.25</w:t>
+        <w:t xml:space="preserve">(b) Take a tablet every hour</w:t>
       </w:r>
     </w:p>
     <w:p>
-      <w:pPr>
-        <w:spacing w:after="40" w:before="120"/>
-      </w:pPr>
       <w:r>
-        <w:rPr>
-          <w:b w:val="0"/>
-          <w:i w:val="0"/>
-          <w:sz w:val="22"/>
-        </w:rPr>
-        <w:t>Question: A client's pulse oximeter reading is 88% on room air. Which is the priority nursing action?</w:t>
+        <w:t xml:space="preserve">(c) Swallow the tablets</w:t>
       </w:r>
     </w:p>
     <w:p>
-      <w:pPr>
-        <w:spacing w:after="0" w:before="0"/>
-      </w:pPr>
       <w:r>
-        <w:rPr>
-          <w:b w:val="0"/>
-          <w:i w:val="0"/>
-          <w:sz w:val="22"/>
-        </w:rPr>
-        <w:t>(a) Assess the client's respiratory status and notify the provider; apply oxygen as ordered</w:t>
+        <w:t xml:space="preserve">(d) Repeat one tablet every 5 minutes up to 3 tablets, then seek emergency help</w:t>
       </w:r>
     </w:p>
     <w:p>
-      <w:pPr>
-        <w:spacing w:after="0" w:before="0"/>
-      </w:pPr>
       <w:r>
-        <w:rPr>
-          <w:b w:val="0"/>
-          <w:i w:val="0"/>
-          <w:sz w:val="22"/>
-        </w:rPr>
-        <w:t>(b) Adjust the oximeter probe and ignore the reading</w:t>
+        <w:t xml:space="preserve">Answer: d</w:t>
       </w:r>
     </w:p>
     <w:p>
-      <w:pPr>
-        <w:spacing w:after="0" w:before="0"/>
-      </w:pPr>
       <w:r>
-        <w:rPr>
-          <w:b w:val="0"/>
-          <w:i w:val="0"/>
-          <w:sz w:val="22"/>
-        </w:rPr>
-        <w:t>(c) Lower the client's head</w:t>
+        <w:t xml:space="preserve">Solution: One tablet is taken sublingually every 5 minutes up to 3 doses; if pain continues after 3 tablets, emergency care is required.</w:t>
       </w:r>
     </w:p>
     <w:p>
-      <w:pPr>
-        <w:spacing w:after="0" w:before="0"/>
-      </w:pPr>
       <w:r>
-        <w:rPr>
-          <w:b w:val="0"/>
-          <w:i w:val="0"/>
-          <w:sz w:val="22"/>
-        </w:rPr>
-        <w:t>(d) Remove the probe and reapply in an hour</w:t>
+        <w:t xml:space="preserve">Positive Marks: 1</w:t>
       </w:r>
     </w:p>
     <w:p>
-      <w:pPr>
-        <w:spacing w:after="0" w:before="40"/>
-      </w:pPr>
       <w:r>
-        <w:rPr>
-          <w:b/>
-          <w:i w:val="0"/>
-          <w:sz w:val="22"/>
-        </w:rPr>
-        <w:t>Answer: a</w:t>
+        <w:t xml:space="preserve">Negative Marks: 0.25</w:t>
       </w:r>
     </w:p>
     <w:p>
-      <w:pPr>
-        <w:spacing w:after="0" w:before="0"/>
-      </w:pPr>
       <w:r>
-        <w:rPr>
-          <w:b w:val="0"/>
-          <w:i w:val="0"/>
-          <w:sz w:val="21"/>
-        </w:rPr>
-        <w:t>Solution: SpO2 below 90% indicates significant hypoxemia; the nurse assesses the client (breath sounds, respiratory effort), applies prescribed oxygen, and notifies the provider. Adjusting the probe alone is insufficient.</w:t>
+        <w:t xml:space="preserve"/>
       </w:r>
     </w:p>
     <w:p>
-      <w:pPr>
-        <w:spacing w:after="0" w:before="0"/>
-      </w:pPr>
       <w:r>
-        <w:rPr>
-          <w:b w:val="0"/>
-          <w:i w:val="0"/>
-          <w:sz w:val="20"/>
-        </w:rPr>
-        <w:t>Positive Marks: 1</w:t>
+        <w:t xml:space="preserve">Question: The blood cell primarily responsible for defending against infection is the:</w:t>
       </w:r>
     </w:p>
     <w:p>
-      <w:pPr>
-        <w:spacing w:after="160" w:before="0"/>
-      </w:pPr>
       <w:r>
-        <w:rPr>
-          <w:b w:val="0"/>
-          <w:i w:val="0"/>
-          <w:sz w:val="20"/>
-        </w:rPr>
-        <w:t>Negative Marks: 0.25</w:t>
+        <w:t xml:space="preserve">(a) Erythrocyte</w:t>
       </w:r>
     </w:p>
     <w:p>
-      <w:pPr>
-        <w:spacing w:after="40" w:before="120"/>
-      </w:pPr>
       <w:r>
-        <w:rPr>
-          <w:b w:val="0"/>
-          <w:i w:val="0"/>
-          <w:sz w:val="22"/>
-        </w:rPr>
-        <w:t>Question: Which instruction is correct for nail care of a diabetic client?</w:t>
+        <w:t xml:space="preserve">(b) Leukocyte</w:t>
       </w:r>
     </w:p>
     <w:p>
-      <w:pPr>
-        <w:spacing w:after="0" w:before="0"/>
-      </w:pPr>
       <w:r>
-        <w:rPr>
-          <w:b w:val="0"/>
-          <w:i w:val="0"/>
-          <w:sz w:val="22"/>
-        </w:rPr>
-        <w:t>(a) Trim nails straight across with a nail clipper and file edges, avoiding cutting into the corners</w:t>
+        <w:t xml:space="preserve">(c) Thrombocyte</w:t>
       </w:r>
     </w:p>
     <w:p>
-      <w:pPr>
-        <w:spacing w:after="0" w:before="0"/>
-      </w:pPr>
       <w:r>
-        <w:rPr>
-          <w:b w:val="0"/>
-          <w:i w:val="0"/>
-          <w:sz w:val="22"/>
-        </w:rPr>
-        <w:t>(b) Cut the nails deeply into the corners</w:t>
+        <w:t xml:space="preserve">(d) Reticulocyte</w:t>
       </w:r>
     </w:p>
     <w:p>
-      <w:pPr>
-        <w:spacing w:after="0" w:before="0"/>
-      </w:pPr>
       <w:r>
-        <w:rPr>
-          <w:b w:val="0"/>
-          <w:i w:val="0"/>
-          <w:sz w:val="22"/>
-        </w:rPr>
-        <w:t>(c) Soak feet in hot water before trimming</w:t>
+        <w:t xml:space="preserve">Answer: b</w:t>
       </w:r>
     </w:p>
     <w:p>
-      <w:pPr>
-        <w:spacing w:after="0" w:before="0"/>
-      </w:pPr>
       <w:r>
-        <w:rPr>
-          <w:b w:val="0"/>
-          <w:i w:val="0"/>
-          <w:sz w:val="22"/>
-        </w:rPr>
-        <w:t>(d) Use a razor to shave the nails</w:t>
+        <w:t xml:space="preserve">Solution: Leukocytes (white blood cells) fight infection; erythrocytes carry oxygen and thrombocytes help clotting.</w:t>
       </w:r>
     </w:p>
     <w:p>
-      <w:pPr>
-        <w:spacing w:after="0" w:before="40"/>
-      </w:pPr>
       <w:r>
-        <w:rPr>
-          <w:b/>
-          <w:i w:val="0"/>
-          <w:sz w:val="22"/>
-        </w:rPr>
-        <w:t>Answer: a</w:t>
+        <w:t xml:space="preserve">Positive Marks: 1</w:t>
       </w:r>
     </w:p>
     <w:p>
-      <w:pPr>
-        <w:spacing w:after="0" w:before="0"/>
-      </w:pPr>
       <w:r>
-        <w:rPr>
-          <w:b w:val="0"/>
-          <w:i w:val="0"/>
-          <w:sz w:val="21"/>
-        </w:rPr>
-        <w:t>Solution: Diabetic nail care: trim nails straight across, file sharp edges, and never cut into corners (ingrown nails and injury risk). Hot soaks and sharp instruments increase injury risk in neuropathic feet.</w:t>
+        <w:t xml:space="preserve">Negative Marks: 0.25</w:t>
       </w:r>
     </w:p>
     <w:p>
-      <w:pPr>
-        <w:spacing w:after="0" w:before="0"/>
-      </w:pPr>
       <w:r>
-        <w:rPr>
-          <w:b w:val="0"/>
-          <w:i w:val="0"/>
-          <w:sz w:val="20"/>
-        </w:rPr>
-        <w:t>Positive Marks: 1</w:t>
+        <w:t xml:space="preserve"/>
       </w:r>
     </w:p>
     <w:p>
-      <w:pPr>
-        <w:spacing w:after="160" w:before="0"/>
-      </w:pPr>
       <w:r>
-        <w:rPr>
-          <w:b w:val="0"/>
-          <w:i w:val="0"/>
-          <w:sz w:val="20"/>
-        </w:rPr>
-        <w:t>Negative Marks: 0.25</w:t>
+        <w:t xml:space="preserve">Question: The first semisolid food commonly introduced to an infant at 6 months is:</w:t>
       </w:r>
     </w:p>
     <w:p>
-      <w:pPr>
-        <w:spacing w:after="40" w:before="120"/>
-      </w:pPr>
       <w:r>
-        <w:rPr>
-          <w:b w:val="0"/>
-          <w:i w:val="0"/>
-          <w:sz w:val="22"/>
-        </w:rPr>
-        <w:t>Question: A woman planning pregnancy is advised to take folic acid supplementation. What is the main purpose?</w:t>
+        <w:t xml:space="preserve">(a) Whole cow's milk</w:t>
       </w:r>
     </w:p>
     <w:p>
-      <w:pPr>
-        <w:spacing w:after="0" w:before="0"/>
-      </w:pPr>
       <w:r>
-        <w:rPr>
-          <w:b w:val="0"/>
-          <w:i w:val="0"/>
-          <w:sz w:val="22"/>
-        </w:rPr>
-        <w:t>(a) To prevent neural tube defects such as spina bifida in the developing fetus</w:t>
+        <w:t xml:space="preserve">(b) Honey</w:t>
       </w:r>
     </w:p>
     <w:p>
-      <w:pPr>
-        <w:spacing w:after="0" w:before="0"/>
-      </w:pPr>
       <w:r>
-        <w:rPr>
-          <w:b w:val="0"/>
-          <w:i w:val="0"/>
-          <w:sz w:val="22"/>
-        </w:rPr>
-        <w:t>(b) To prevent gestational diabetes</w:t>
+        <w:t xml:space="preserve">(c) Mashed cereals or dal-rice gruel</w:t>
       </w:r>
     </w:p>
     <w:p>
-      <w:pPr>
-        <w:spacing w:after="0" w:before="0"/>
-      </w:pPr>
       <w:r>
-        <w:rPr>
-          <w:b w:val="0"/>
-          <w:i w:val="0"/>
-          <w:sz w:val="22"/>
-        </w:rPr>
-        <w:t>(c) To increase the chance of twins</w:t>
+        <w:t xml:space="preserve">(d) Fried snacks</w:t>
       </w:r>
     </w:p>
     <w:p>
-      <w:pPr>
-        <w:spacing w:after="0" w:before="0"/>
-      </w:pPr>
       <w:r>
-        <w:rPr>
-          <w:b w:val="0"/>
-          <w:i w:val="0"/>
-          <w:sz w:val="22"/>
-        </w:rPr>
-        <w:t>(d) To reduce morning sickness</w:t>
+        <w:t xml:space="preserve">Answer: c</w:t>
       </w:r>
     </w:p>
     <w:p>
-      <w:pPr>
-        <w:spacing w:after="0" w:before="40"/>
-      </w:pPr>
       <w:r>
-        <w:rPr>
-          <w:b/>
-          <w:i w:val="0"/>
-          <w:sz w:val="22"/>
-        </w:rPr>
-        <w:t>Answer: a</w:t>
+        <w:t xml:space="preserve">Solution: At 6 months, complementary feeding begins with soft, easily digested foods such as mashed cereals or dal-rice; honey is avoided in infancy because of botulism risk.</w:t>
       </w:r>
     </w:p>
     <w:p>
-      <w:pPr>
-        <w:spacing w:after="0" w:before="0"/>
-      </w:pPr>
       <w:r>
-        <w:rPr>
-          <w:b w:val="0"/>
-          <w:i w:val="0"/>
-          <w:sz w:val="21"/>
-        </w:rPr>
-        <w:t>Solution: Folic acid (400-800 mcg daily) before and during early pregnancy prevents neural tube defects (spina bifida, anencephaly). It does not prevent diabetes, cause twins, or treat nausea.</w:t>
+        <w:t xml:space="preserve">Positive Marks: 1</w:t>
       </w:r>
     </w:p>
     <w:p>
-      <w:pPr>
-        <w:spacing w:after="0" w:before="0"/>
-      </w:pPr>
       <w:r>
-        <w:rPr>
-          <w:b w:val="0"/>
-          <w:i w:val="0"/>
-          <w:sz w:val="20"/>
-        </w:rPr>
-        <w:t>Positive Marks: 1</w:t>
+        <w:t xml:space="preserve">Negative Marks: 0.25</w:t>
       </w:r>
     </w:p>
     <w:p>
-      <w:pPr>
-        <w:spacing w:after="160" w:before="0"/>
-      </w:pPr>
       <w:r>
-        <w:rPr>
-          <w:b w:val="0"/>
-          <w:i w:val="0"/>
-          <w:sz w:val="20"/>
-        </w:rPr>
-        <w:t>Negative Marks: 0.25</w:t>
+        <w:t xml:space="preserve"/>
       </w:r>
     </w:p>
     <w:p>
-      <w:pPr>
-        <w:spacing w:after="40" w:before="120"/>
-      </w:pPr>
       <w:r>
-        <w:rPr>
-          <w:b w:val="0"/>
-          <w:i w:val="0"/>
-          <w:sz w:val="22"/>
-        </w:rPr>
-        <w:t>Question: Which instruction about iron supplementation in pregnancy is correct?</w:t>
+        <w:t xml:space="preserve">Question: In total quality management in nursing, the focus is on:</w:t>
       </w:r>
     </w:p>
     <w:p>
-      <w:pPr>
-        <w:spacing w:after="0" w:before="0"/>
-      </w:pPr>
       <w:r>
-        <w:rPr>
-          <w:b w:val="0"/>
-          <w:i w:val="0"/>
-          <w:sz w:val="22"/>
-        </w:rPr>
-        <w:t>(a) Iron is given daily to prevent and treat anemia; it may be taken with vitamin C and causes dark stools</w:t>
+        <w:t xml:space="preserve">(a) Continuous improvement of processes and client outcomes</w:t>
       </w:r>
     </w:p>
     <w:p>
-      <w:pPr>
-        <w:spacing w:after="0" w:before="0"/>
-      </w:pPr>
       <w:r>
-        <w:rPr>
-          <w:b w:val="0"/>
-          <w:i w:val="0"/>
-          <w:sz w:val="22"/>
-        </w:rPr>
-        <w:t>(b) Iron should be stopped as soon as anemia is corrected</w:t>
+        <w:t xml:space="preserve">(b) Punishing staff errors</w:t>
       </w:r>
     </w:p>
     <w:p>
-      <w:pPr>
-        <w:spacing w:after="0" w:before="0"/>
-      </w:pPr>
       <w:r>
-        <w:rPr>
-          <w:b w:val="0"/>
-          <w:i w:val="0"/>
-          <w:sz w:val="22"/>
-        </w:rPr>
-        <w:t>(c) Iron causes constipation, so laxatives are given daily</w:t>
+        <w:t xml:space="preserve">(c) Reducing staff numbers only</w:t>
       </w:r>
     </w:p>
     <w:p>
-      <w:pPr>
-        <w:spacing w:after="0" w:before="0"/>
-      </w:pPr>
       <w:r>
-        <w:rPr>
-          <w:b w:val="0"/>
-          <w:i w:val="0"/>
-          <w:sz w:val="22"/>
-        </w:rPr>
-        <w:t>(d) Iron is needed only in the first trimester</w:t>
+        <w:t xml:space="preserve">(d) Ignoring client feedback</w:t>
       </w:r>
     </w:p>
     <w:p>
-      <w:pPr>
-        <w:spacing w:after="0" w:before="40"/>
-      </w:pPr>
       <w:r>
-        <w:rPr>
-          <w:b/>
-          <w:i w:val="0"/>
-          <w:sz w:val="22"/>
-        </w:rPr>
-        <w:t>Answer: a</w:t>
+        <w:t xml:space="preserve">Answer: a</w:t>
       </w:r>
     </w:p>
     <w:p>
-      <w:pPr>
-        <w:spacing w:after="0" w:before="0"/>
-      </w:pPr>
       <w:r>
-        <w:rPr>
-          <w:b w:val="0"/>
-          <w:i w:val="0"/>
-          <w:sz w:val="21"/>
-        </w:rPr>
-        <w:t>Solution: Daily iron-folic acid in pregnancy prevents anemia; vitamin C enhances absorption, and dark stools and constipation are common side effects. Supplementation continues through pregnancy and the postpartum period.</w:t>
+        <w:t xml:space="preserve">Solution: TQM emphasizes continuous quality improvement, teamwork, and client-centered outcomes rather than blame.</w:t>
       </w:r>
     </w:p>
     <w:p>
-      <w:pPr>
-        <w:spacing w:after="0" w:before="0"/>
-      </w:pPr>
       <w:r>
-        <w:rPr>
-          <w:b w:val="0"/>
-          <w:i w:val="0"/>
-          <w:sz w:val="20"/>
-        </w:rPr>
-        <w:t>Positive Marks: 1</w:t>
+        <w:t xml:space="preserve">Positive Marks: 1</w:t>
       </w:r>
     </w:p>
     <w:p>
-      <w:pPr>
-        <w:spacing w:after="160" w:before="0"/>
-      </w:pPr>
       <w:r>
-        <w:rPr>
-          <w:b w:val="0"/>
-          <w:i w:val="0"/>
-          <w:sz w:val="20"/>
-        </w:rPr>
-        <w:t>Negative Marks: 0.25</w:t>
+        <w:t xml:space="preserve">Negative Marks: 0.25</w:t>
       </w:r>
     </w:p>
     <w:p>
-      <w:pPr>
-        <w:spacing w:after="40" w:before="120"/>
-      </w:pPr>
       <w:r>
-        <w:rPr>
-          <w:b w:val="0"/>
-          <w:i w:val="0"/>
-          <w:sz w:val="22"/>
-        </w:rPr>
-        <w:t>Question: Which nursing action promotes mother-newborn bonding in the first hour after birth?</w:t>
+        <w:t xml:space="preserve">Question: Rebound tenderness in the right lower quadrant suggests:</w:t>
       </w:r>
     </w:p>
     <w:p>
-      <w:pPr>
-        <w:spacing w:after="0" w:before="0"/>
-      </w:pPr>
       <w:r>
-        <w:rPr>
-          <w:b w:val="0"/>
-          <w:i w:val="0"/>
-          <w:sz w:val="22"/>
-        </w:rPr>
-        <w:t>(a) Encourage immediate skin-to-skin contact between the mother and the stable newborn</w:t>
+        <w:t xml:space="preserve">(a) Pneumonia</w:t>
       </w:r>
     </w:p>
     <w:p>
-      <w:pPr>
-        <w:spacing w:after="0" w:before="0"/>
-      </w:pPr>
       <w:r>
-        <w:rPr>
-          <w:b w:val="0"/>
-          <w:i w:val="0"/>
-          <w:sz w:val="22"/>
-        </w:rPr>
-        <w:t>(b) Bathe the newborn immediately before feeding</w:t>
+        <w:t xml:space="preserve">(b) Hepatitis</w:t>
       </w:r>
     </w:p>
     <w:p>
-      <w:pPr>
-        <w:spacing w:after="0" w:before="0"/>
-      </w:pPr>
       <w:r>
-        <w:rPr>
-          <w:b w:val="0"/>
-          <w:i w:val="0"/>
-          <w:sz w:val="22"/>
-        </w:rPr>
-        <w:t>(c) Take the newborn to the nursery for 4 hours</w:t>
+        <w:t xml:space="preserve">(c) Gastritis</w:t>
       </w:r>
     </w:p>
     <w:p>
-      <w:pPr>
-        <w:spacing w:after="0" w:before="0"/>
-      </w:pPr>
       <w:r>
-        <w:rPr>
-          <w:b w:val="0"/>
-          <w:i w:val="0"/>
-          <w:sz w:val="22"/>
-        </w:rPr>
-        <w:t>(d) Keep the newborn wrapped tightly away from the mother</w:t>
+        <w:t xml:space="preserve">(d) Peritoneal irritation from appendicitis</w:t>
       </w:r>
     </w:p>
     <w:p>
-      <w:pPr>
-        <w:spacing w:after="0" w:before="40"/>
-      </w:pPr>
       <w:r>
-        <w:rPr>
-          <w:b/>
-          <w:i w:val="0"/>
-          <w:sz w:val="22"/>
-        </w:rPr>
-        <w:t>Answer: a</w:t>
+        <w:t xml:space="preserve">Answer: d</w:t>
       </w:r>
     </w:p>
     <w:p>
-      <w:pPr>
-        <w:spacing w:after="0" w:before="0"/>
-      </w:pPr>
       <w:r>
-        <w:rPr>
-          <w:b w:val="0"/>
-          <w:i w:val="0"/>
-          <w:sz w:val="21"/>
-        </w:rPr>
-        <w:t>Solution: Immediate skin-to-skin contact after birth promotes bonding, thermoregulation, breastfeeding initiation, and physiologic stability. Routine baths are delayed, and the newborn remains with the mother (rooming-in).</w:t>
+        <w:t xml:space="preserve">Solution: Rebound tenderness (Blumberg sign) in the right lower quadrant indicates peritoneal irritation, typically from an inflamed appendix.</w:t>
       </w:r>
     </w:p>
     <w:p>
-      <w:pPr>
-        <w:spacing w:after="0" w:before="0"/>
-      </w:pPr>
       <w:r>
-        <w:rPr>
-          <w:b w:val="0"/>
-          <w:i w:val="0"/>
-          <w:sz w:val="20"/>
-        </w:rPr>
-        <w:t>Positive Marks: 1</w:t>
+        <w:t xml:space="preserve">Positive Marks: 1</w:t>
       </w:r>
     </w:p>
     <w:p>
-      <w:pPr>
-        <w:spacing w:after="160" w:before="0"/>
-      </w:pPr>
       <w:r>
-        <w:rPr>
-          <w:b w:val="0"/>
-          <w:i w:val="0"/>
-          <w:sz w:val="20"/>
-        </w:rPr>
-        <w:t>Negative Marks: 0.25</w:t>
+        <w:t xml:space="preserve">Negative Marks: 0.25</w:t>
       </w:r>
     </w:p>
     <w:p>
-      <w:pPr>
-        <w:spacing w:after="40" w:before="120"/>
-      </w:pPr>
       <w:r>
-        <w:rPr>
-          <w:b w:val="0"/>
-          <w:i w:val="0"/>
-          <w:sz w:val="22"/>
-        </w:rPr>
-        <w:t>Question: A client stops talking mid-sentence and looks away. Which response demonstrates the therapeutic technique of SILENCE?</w:t>
+        <w:t xml:space="preserve"/>
       </w:r>
     </w:p>
     <w:p>
-      <w:pPr>
-        <w:spacing w:after="0" w:before="0"/>
-      </w:pPr>
       <w:r>
-        <w:rPr>
-          <w:b w:val="0"/>
-          <w:i w:val="0"/>
-          <w:sz w:val="22"/>
-        </w:rPr>
-        <w:t>(a) The nurse remains attentive and allows the client time to continue, without pressuring or filling the pause</w:t>
+        <w:t xml:space="preserve">Question: A sitz bath is most commonly ordered for a client with:</w:t>
       </w:r>
     </w:p>
     <w:p>
-      <w:pPr>
-        <w:spacing w:after="0" w:before="0"/>
-      </w:pPr>
       <w:r>
-        <w:rPr>
-          <w:b w:val="0"/>
-          <w:i w:val="0"/>
-          <w:sz w:val="22"/>
-        </w:rPr>
-        <w:t>(b) The nurse immediately asks another question</w:t>
+        <w:t xml:space="preserve">(a) Chest infection</w:t>
       </w:r>
     </w:p>
     <w:p>
-      <w:pPr>
-        <w:spacing w:after="0" w:before="0"/>
-      </w:pPr>
       <w:r>
-        <w:rPr>
-          <w:b w:val="0"/>
-          <w:i w:val="0"/>
-          <w:sz w:val="22"/>
-        </w:rPr>
-        <w:t>(c) The nurse ends the conversation</w:t>
+        <w:t xml:space="preserve">(b) Postpartum perineal discomfort</w:t>
       </w:r>
     </w:p>
     <w:p>
-      <w:pPr>
-        <w:spacing w:after="0" w:before="0"/>
-      </w:pPr>
       <w:r>
-        <w:rPr>
-          <w:b w:val="0"/>
-          <w:i w:val="0"/>
-          <w:sz w:val="22"/>
-        </w:rPr>
-        <w:t>(d) The nurse changes the topic</w:t>
+        <w:t xml:space="preserve">(c) Fractured femur</w:t>
       </w:r>
     </w:p>
     <w:p>
-      <w:pPr>
-        <w:spacing w:after="0" w:before="40"/>
-      </w:pPr>
       <w:r>
-        <w:rPr>
-          <w:b/>
-          <w:i w:val="0"/>
-          <w:sz w:val="22"/>
-        </w:rPr>
-        <w:t>Answer: a</w:t>
+        <w:t xml:space="preserve">(d) Headache</w:t>
       </w:r>
     </w:p>
     <w:p>
-      <w:pPr>
-        <w:spacing w:after="0" w:before="0"/>
-      </w:pPr>
       <w:r>
-        <w:rPr>
-          <w:b w:val="0"/>
-          <w:i w:val="0"/>
-          <w:sz w:val="21"/>
-        </w:rPr>
-        <w:t>Solution: Therapeutic silence gives the client time to think and continue at their own pace; the nurse stays present and attentive without interrupting. Filling pauses with questions or changing topics cuts off reflection.</w:t>
+        <w:t xml:space="preserve">Answer: b</w:t>
       </w:r>
     </w:p>
     <w:p>
-      <w:pPr>
-        <w:spacing w:after="0" w:before="0"/>
-      </w:pPr>
       <w:r>
-        <w:rPr>
-          <w:b w:val="0"/>
-          <w:i w:val="0"/>
-          <w:sz w:val="20"/>
-        </w:rPr>
-        <w:t>Positive Marks: 1</w:t>
+        <w:t xml:space="preserve">Solution: A sitz bath soothes the perineal area after childbirth or perineal surgery, promoting comfort and healing.</w:t>
       </w:r>
     </w:p>
     <w:p>
-      <w:pPr>
-        <w:spacing w:after="160" w:before="0"/>
-      </w:pPr>
       <w:r>
-        <w:rPr>
-          <w:b w:val="0"/>
-          <w:i w:val="0"/>
-          <w:sz w:val="20"/>
-        </w:rPr>
-        <w:t>Negative Marks: 0.25</w:t>
+        <w:t xml:space="preserve">Positive Marks: 1</w:t>
       </w:r>
     </w:p>
     <w:p>
-      <w:pPr>
-        <w:spacing w:after="40" w:before="120"/>
-      </w:pPr>
       <w:r>
-        <w:rPr>
-          <w:b w:val="0"/>
-          <w:i w:val="0"/>
-          <w:sz w:val="22"/>
-        </w:rPr>
-        <w:t>Question: A client with catatonic schizophrenia is mute and holds a rigid posture, but the nurse can move the client's arm into new positions that are then held. This phenomenon is known as:</w:t>
+        <w:t xml:space="preserve">Negative Marks: 0.25</w:t>
       </w:r>
     </w:p>
     <w:p>
-      <w:pPr>
-        <w:spacing w:after="0" w:before="0"/>
-      </w:pPr>
       <w:r>
-        <w:rPr>
-          <w:b w:val="0"/>
-          <w:i w:val="0"/>
-          <w:sz w:val="22"/>
-        </w:rPr>
-        <w:t>(a) Waxy flexibility</w:t>
+        <w:t xml:space="preserve"/>
       </w:r>
     </w:p>
     <w:p>
-      <w:pPr>
-        <w:spacing w:after="0" w:before="0"/>
-      </w:pPr>
       <w:r>
-        <w:rPr>
-          <w:b w:val="0"/>
-          <w:i w:val="0"/>
-          <w:sz w:val="22"/>
-        </w:rPr>
-        <w:t>(b) Echolalia</w:t>
+        <w:t xml:space="preserve">Question: Pregnancy is confirmed by the presence of which hormone in urine?</w:t>
       </w:r>
     </w:p>
     <w:p>
-      <w:pPr>
-        <w:spacing w:after="0" w:before="0"/>
-      </w:pPr>
       <w:r>
-        <w:rPr>
-          <w:b w:val="0"/>
-          <w:i w:val="0"/>
-          <w:sz w:val="22"/>
-        </w:rPr>
-        <w:t>(c) Neologism</w:t>
+        <w:t xml:space="preserve">(a) Estrogen</w:t>
       </w:r>
     </w:p>
     <w:p>
-      <w:pPr>
-        <w:spacing w:after="0" w:before="0"/>
-      </w:pPr>
       <w:r>
-        <w:rPr>
-          <w:b w:val="0"/>
-          <w:i w:val="0"/>
-          <w:sz w:val="22"/>
-        </w:rPr>
-        <w:t>(d) Flight of ideas</w:t>
+        <w:t xml:space="preserve">(b) Progesterone</w:t>
       </w:r>
     </w:p>
     <w:p>
-      <w:pPr>
-        <w:spacing w:after="0" w:before="40"/>
-      </w:pPr>
       <w:r>
-        <w:rPr>
-          <w:b/>
-          <w:i w:val="0"/>
-          <w:sz w:val="22"/>
-        </w:rPr>
-        <w:t>Answer: a</w:t>
+        <w:t xml:space="preserve">(c) hCG (human chorionic gonadotropin)</w:t>
       </w:r>
     </w:p>
     <w:p>
-      <w:pPr>
-        <w:spacing w:after="0" w:before="0"/>
-      </w:pPr>
       <w:r>
-        <w:rPr>
-          <w:b w:val="0"/>
-          <w:i w:val="0"/>
-          <w:sz w:val="21"/>
-        </w:rPr>
-        <w:t>Solution: Waxy flexibility—the client's limbs remain in positions placed by the examiner—is a catatonic feature. Echolalia repeats others' words, neologisms are invented words, and flight of ideas is rapid topic shifting.</w:t>
+        <w:t xml:space="preserve">(d) FSH</w:t>
       </w:r>
     </w:p>
     <w:p>
-      <w:pPr>
-        <w:spacing w:after="0" w:before="0"/>
-      </w:pPr>
       <w:r>
-        <w:rPr>
-          <w:b w:val="0"/>
-          <w:i w:val="0"/>
-          <w:sz w:val="20"/>
-        </w:rPr>
-        <w:t>Positive Marks: 1</w:t>
+        <w:t xml:space="preserve">Answer: c</w:t>
       </w:r>
     </w:p>
     <w:p>
-      <w:pPr>
-        <w:spacing w:after="160" w:before="0"/>
-      </w:pPr>
       <w:r>
-        <w:rPr>
-          <w:b w:val="0"/>
-          <w:i w:val="0"/>
-          <w:sz w:val="20"/>
-        </w:rPr>
-        <w:t>Negative Marks: 0.25</w:t>
+        <w:t xml:space="preserve">Solution: hCG, produced by the trophoblast, is detectable in urine about 2 weeks after conception and confirms pregnancy.</w:t>
       </w:r>
     </w:p>
     <w:p>
-      <w:pPr>
-        <w:spacing w:after="40" w:before="120"/>
-      </w:pPr>
       <w:r>
-        <w:rPr>
-          <w:b w:val="0"/>
-          <w:i w:val="0"/>
-          <w:sz w:val="22"/>
-        </w:rPr>
-        <w:t>Question: An 8-month-old infant looks for a toy that the nurse hides under a blanket. This behavior indicates the infant has developed:</w:t>
+        <w:t xml:space="preserve">Positive Marks: 1</w:t>
       </w:r>
     </w:p>
     <w:p>
-      <w:pPr>
-        <w:spacing w:after="0" w:before="0"/>
-      </w:pPr>
       <w:r>
-        <w:rPr>
-          <w:b w:val="0"/>
-          <w:i w:val="0"/>
-          <w:sz w:val="22"/>
-        </w:rPr>
-        <w:t>(a) Object permanence</w:t>
+        <w:t xml:space="preserve">Negative Marks: 0.25</w:t>
       </w:r>
     </w:p>
     <w:p>
-      <w:pPr>
-        <w:spacing w:after="0" w:before="0"/>
-      </w:pPr>
       <w:r>
-        <w:rPr>
-          <w:b w:val="0"/>
-          <w:i w:val="0"/>
-          <w:sz w:val="22"/>
-        </w:rPr>
-        <w:t>(b) Egocentrism</w:t>
+        <w:t xml:space="preserve"/>
       </w:r>
     </w:p>
     <w:p>
-      <w:pPr>
-        <w:spacing w:after="0" w:before="0"/>
-      </w:pPr>
       <w:r>
-        <w:rPr>
-          <w:b w:val="0"/>
-          <w:i w:val="0"/>
-          <w:sz w:val="22"/>
-        </w:rPr>
-        <w:t>(c) Conservation</w:t>
+        <w:t xml:space="preserve">Question: Kangaroo mother care involves:</w:t>
       </w:r>
     </w:p>
     <w:p>
-      <w:pPr>
-        <w:spacing w:after="0" w:before="0"/>
-      </w:pPr>
       <w:r>
-        <w:rPr>
-          <w:b w:val="0"/>
-          <w:i w:val="0"/>
-          <w:sz w:val="22"/>
-        </w:rPr>
-        <w:t>(d) Centration</w:t>
+        <w:t xml:space="preserve">(a) Skin-to-skin contact between the mother and low-birth-weight baby</w:t>
       </w:r>
     </w:p>
     <w:p>
-      <w:pPr>
-        <w:spacing w:after="0" w:before="40"/>
-      </w:pPr>
       <w:r>
-        <w:rPr>
-          <w:b/>
-          <w:i w:val="0"/>
-          <w:sz w:val="22"/>
-        </w:rPr>
-        <w:t>Answer: a</w:t>
+        <w:t xml:space="preserve">(b) Feeding the baby only formula</w:t>
       </w:r>
     </w:p>
     <w:p>
-      <w:pPr>
-        <w:spacing w:after="0" w:before="0"/>
-      </w:pPr>
       <w:r>
-        <w:rPr>
-          <w:b w:val="0"/>
-          <w:i w:val="0"/>
-          <w:sz w:val="21"/>
-        </w:rPr>
-        <w:t>Solution: Object permanence—knowing an object exists when out of sight—develops around 8-12 months (sensorimotor stage, Piaget). Egocentrism, conservation, and centration are later preoperational/concrete concepts.</w:t>
+        <w:t xml:space="preserve">(c) Keeping the baby in an incubator all day</w:t>
       </w:r>
     </w:p>
     <w:p>
-      <w:pPr>
-        <w:spacing w:after="0" w:before="0"/>
-      </w:pPr>
       <w:r>
-        <w:rPr>
-          <w:b w:val="0"/>
-          <w:i w:val="0"/>
-          <w:sz w:val="20"/>
-        </w:rPr>
-        <w:t>Positive Marks: 1</w:t>
+        <w:t xml:space="preserve">(d) Giving massage only</w:t>
       </w:r>
     </w:p>
     <w:p>
-      <w:pPr>
-        <w:spacing w:after="160" w:before="0"/>
-      </w:pPr>
       <w:r>
-        <w:rPr>
-          <w:b w:val="0"/>
-          <w:i w:val="0"/>
-          <w:sz w:val="20"/>
-        </w:rPr>
-        <w:t>Negative Marks: 0.25</w:t>
+        <w:t xml:space="preserve">Answer: a</w:t>
       </w:r>
     </w:p>
     <w:p>
-      <w:pPr>
-        <w:spacing w:after="40" w:before="120"/>
-      </w:pPr>
       <w:r>
-        <w:rPr>
-          <w:b w:val="0"/>
-          <w:i w:val="0"/>
-          <w:sz w:val="22"/>
-        </w:rPr>
-        <w:t>Question: Which statement about whole cow's milk for infants is correct?</w:t>
+        <w:t xml:space="preserve">Solution: Kangaroo care — continuous skin-to-skin contact on the mother's chest — keeps the preterm baby warm and promotes breastfeeding.</w:t>
       </w:r>
     </w:p>
     <w:p>
-      <w:pPr>
-        <w:spacing w:after="0" w:before="0"/>
-      </w:pPr>
       <w:r>
-        <w:rPr>
-          <w:b w:val="0"/>
-          <w:i w:val="0"/>
-          <w:sz w:val="22"/>
-        </w:rPr>
-        <w:t>(a) Cow's milk is not recommended before 12 months because it is low in iron and can cause intestinal irritation and iron-deficiency anemia</w:t>
+        <w:t xml:space="preserve">Positive Marks: 1</w:t>
       </w:r>
     </w:p>
     <w:p>
-      <w:pPr>
-        <w:spacing w:after="0" w:before="0"/>
-      </w:pPr>
       <w:r>
-        <w:rPr>
-          <w:b w:val="0"/>
-          <w:i w:val="0"/>
-          <w:sz w:val="22"/>
-        </w:rPr>
-        <w:t>(b) Cow's milk is the best first food at birth</w:t>
+        <w:t xml:space="preserve">Negative Marks: 0.25</w:t>
       </w:r>
     </w:p>
     <w:p>
-      <w:pPr>
-        <w:spacing w:after="0" w:before="0"/>
-      </w:pPr>
       <w:r>
-        <w:rPr>
-          <w:b w:val="0"/>
-          <w:i w:val="0"/>
-          <w:sz w:val="22"/>
-        </w:rPr>
-        <w:t>(c) Whole milk is recommended from 6 months</w:t>
+        <w:t xml:space="preserve"/>
       </w:r>
     </w:p>
     <w:p>
-      <w:pPr>
-        <w:spacing w:after="0" w:before="0"/>
-      </w:pPr>
       <w:r>
-        <w:rPr>
-          <w:b w:val="0"/>
-          <w:i w:val="0"/>
-          <w:sz w:val="22"/>
-        </w:rPr>
-        <w:t>(d) Skimmed milk is ideal for infants</w:t>
+        <w:t xml:space="preserve">Question: Which nursing action is appropriate for a client in the acute manic phase?</w:t>
       </w:r>
     </w:p>
     <w:p>
-      <w:pPr>
-        <w:spacing w:after="0" w:before="40"/>
-      </w:pPr>
       <w:r>
-        <w:rPr>
-          <w:b/>
-          <w:i w:val="0"/>
-          <w:sz w:val="22"/>
-        </w:rPr>
-        <w:t>Answer: a</w:t>
+        <w:t xml:space="preserve">(a) Competing with the client's rapid speech</w:t>
       </w:r>
     </w:p>
     <w:p>
-      <w:pPr>
-        <w:spacing w:after="0" w:before="0"/>
-      </w:pPr>
       <w:r>
-        <w:rPr>
-          <w:b w:val="0"/>
-          <w:i w:val="0"/>
-          <w:sz w:val="21"/>
-        </w:rPr>
-        <w:t>Solution: Cow's milk before 12 months is avoided: it has low iron and high protein/solute load, can irritate the gut (microscopic bleeding), and predisposes to iron-deficiency anemia. Breast milk or formula is used in the first year.</w:t>
+        <w:t xml:space="preserve">(b) Providing a calm, structured environment with limited stimuli</w:t>
       </w:r>
     </w:p>
     <w:p>
-      <w:pPr>
-        <w:spacing w:after="0" w:before="0"/>
-      </w:pPr>
       <w:r>
-        <w:rPr>
-          <w:b w:val="0"/>
-          <w:i w:val="0"/>
-          <w:sz w:val="20"/>
-        </w:rPr>
-        <w:t>Positive Marks: 1</w:t>
+        <w:t xml:space="preserve">(c) Encouraging group activities with loud music</w:t>
       </w:r>
     </w:p>
     <w:p>
-      <w:pPr>
-        <w:spacing w:after="160" w:before="0"/>
-      </w:pPr>
       <w:r>
-        <w:rPr>
-          <w:b w:val="0"/>
-          <w:i w:val="0"/>
-          <w:sz w:val="20"/>
-        </w:rPr>
-        <w:t>Negative Marks: 0.25</w:t>
+        <w:t xml:space="preserve">(d) Allowing unrestricted activity</w:t>
       </w:r>
     </w:p>
     <w:p>
-      <w:pPr>
-        <w:spacing w:after="40" w:before="120"/>
-      </w:pPr>
       <w:r>
-        <w:rPr>
-          <w:b w:val="0"/>
-          <w:i w:val="0"/>
-          <w:sz w:val="22"/>
-        </w:rPr>
-        <w:t>Question: Which infection control measure is most important to prevent NOSOCOMIAL (hospital-acquired) infections?</w:t>
+        <w:t xml:space="preserve">Answer: b</w:t>
       </w:r>
     </w:p>
     <w:p>
-      <w:pPr>
-        <w:spacing w:after="0" w:before="0"/>
-      </w:pPr>
       <w:r>
-        <w:rPr>
-          <w:b w:val="0"/>
-          <w:i w:val="0"/>
-          <w:sz w:val="22"/>
-        </w:rPr>
-        <w:t>(a) Hand hygiene before and after every patient contact</w:t>
+        <w:t xml:space="preserve">Solution: A calm, structured, low-stimulus environment helps the manic client regain control; excess stimuli worsen agitation.</w:t>
       </w:r>
     </w:p>
     <w:p>
-      <w:pPr>
-        <w:spacing w:after="0" w:before="0"/>
-      </w:pPr>
       <w:r>
-        <w:rPr>
-          <w:b w:val="0"/>
-          <w:i w:val="0"/>
-          <w:sz w:val="22"/>
-        </w:rPr>
-        <w:t>(b) Restricting all visitors permanently</w:t>
+        <w:t xml:space="preserve">Positive Marks: 1</w:t>
       </w:r>
     </w:p>
     <w:p>
-      <w:pPr>
-        <w:spacing w:after="0" w:before="0"/>
-      </w:pPr>
       <w:r>
-        <w:rPr>
-          <w:b w:val="0"/>
-          <w:i w:val="0"/>
-          <w:sz w:val="22"/>
-        </w:rPr>
-        <w:t>(c) Giving prophylactic antibiotics to every patient</w:t>
+        <w:t xml:space="preserve">Negative Marks: 0.25</w:t>
       </w:r>
     </w:p>
     <w:p>
-      <w:pPr>
-        <w:spacing w:after="0" w:before="0"/>
-      </w:pPr>
       <w:r>
-        <w:rPr>
-          <w:b w:val="0"/>
-          <w:i w:val="0"/>
-          <w:sz w:val="22"/>
-        </w:rPr>
-        <w:t>(d) Closing all wards during outbreaks only</w:t>
+        <w:t xml:space="preserve"/>
       </w:r>
     </w:p>
     <w:p>
-      <w:pPr>
-        <w:spacing w:after="0" w:before="40"/>
-      </w:pPr>
       <w:r>
-        <w:rPr>
-          <w:b/>
-          <w:i w:val="0"/>
-          <w:sz w:val="22"/>
-        </w:rPr>
-        <w:t>Answer: a</w:t>
+        <w:t xml:space="preserve">Question: The main purpose of chlorinating drinking water is to:</w:t>
       </w:r>
     </w:p>
     <w:p>
-      <w:pPr>
-        <w:spacing w:after="0" w:before="0"/>
-      </w:pPr>
       <w:r>
-        <w:rPr>
-          <w:b w:val="0"/>
-          <w:i w:val="0"/>
-          <w:sz w:val="21"/>
-        </w:rPr>
-        <w:t>Solution: Hand hygiene is the single most effective measure to prevent healthcare-associated infections. Prophylactic antibiotics to all patients and permanent visitor bans are neither appropriate nor effective.</w:t>
+        <w:t xml:space="preserve">(a) Improve taste</w:t>
       </w:r>
     </w:p>
     <w:p>
-      <w:pPr>
-        <w:spacing w:after="0" w:before="0"/>
-      </w:pPr>
       <w:r>
-        <w:rPr>
-          <w:b w:val="0"/>
-          <w:i w:val="0"/>
-          <w:sz w:val="20"/>
-        </w:rPr>
-        <w:t>Positive Marks: 1</w:t>
+        <w:t xml:space="preserve">(b) Remove color</w:t>
       </w:r>
     </w:p>
     <w:p>
-      <w:pPr>
-        <w:spacing w:after="160" w:before="0"/>
-      </w:pPr>
       <w:r>
-        <w:rPr>
-          <w:b w:val="0"/>
-          <w:i w:val="0"/>
-          <w:sz w:val="20"/>
-        </w:rPr>
-        <w:t>Negative Marks: 0.25</w:t>
+        <w:t xml:space="preserve">(c) Soften water</w:t>
       </w:r>
     </w:p>
     <w:p>
-      <w:pPr>
-        <w:spacing w:after="40" w:before="120"/>
-      </w:pPr>
       <w:r>
-        <w:rPr>
-          <w:b w:val="0"/>
-          <w:i w:val="0"/>
-          <w:sz w:val="22"/>
-        </w:rPr>
-        <w:t>Question: Which statement about boiling as a method of water purification is correct?</w:t>
+        <w:t xml:space="preserve">(d) Kill pathogenic organisms</w:t>
       </w:r>
     </w:p>
     <w:p>
-      <w:pPr>
-        <w:spacing w:after="0" w:before="0"/>
-      </w:pPr>
       <w:r>
-        <w:rPr>
-          <w:b w:val="0"/>
-          <w:i w:val="0"/>
-          <w:sz w:val="22"/>
-        </w:rPr>
-        <w:t>(a) Boiling water for at least 1 minute (longer at high altitudes) kills most pathogens and is effective for small quantities</w:t>
+        <w:t xml:space="preserve">Answer: d</w:t>
       </w:r>
     </w:p>
     <w:p>
-      <w:pPr>
-        <w:spacing w:after="0" w:before="0"/>
-      </w:pPr>
       <w:r>
-        <w:rPr>
-          <w:b w:val="0"/>
-          <w:i w:val="0"/>
-          <w:sz w:val="22"/>
-        </w:rPr>
-        <w:t>(b) Boiling removes all chemical pollutants</w:t>
+        <w:t xml:space="preserve">Solution: Chlorination is the most common method of disinfecting water — it destroys disease-causing microorganisms.</w:t>
       </w:r>
     </w:p>
     <w:p>
-      <w:pPr>
-        <w:spacing w:after="0" w:before="0"/>
-      </w:pPr>
       <w:r>
-        <w:rPr>
-          <w:b w:val="0"/>
-          <w:i w:val="0"/>
-          <w:sz w:val="22"/>
-        </w:rPr>
-        <w:t>(c) Boiled water never needs covering</w:t>
+        <w:t xml:space="preserve">Positive Marks: 1</w:t>
       </w:r>
     </w:p>
     <w:p>
-      <w:pPr>
-        <w:spacing w:after="0" w:before="0"/>
-      </w:pPr>
       <w:r>
-        <w:rPr>
-          <w:b w:val="0"/>
-          <w:i w:val="0"/>
-          <w:sz w:val="22"/>
-        </w:rPr>
-        <w:t>(d) Boiling makes water taste better without any precautions</w:t>
+        <w:t xml:space="preserve">Negative Marks: 0.25</w:t>
       </w:r>
     </w:p>
     <w:p>
-      <w:pPr>
-        <w:spacing w:after="0" w:before="40"/>
-      </w:pPr>
       <w:r>
-        <w:rPr>
-          <w:b/>
-          <w:i w:val="0"/>
-          <w:sz w:val="22"/>
-        </w:rPr>
-        <w:t>Answer: a</w:t>
+        <w:t xml:space="preserve"/>
       </w:r>
     </w:p>
     <w:p>
-      <w:pPr>
-        <w:spacing w:after="0" w:before="0"/>
-      </w:pPr>
       <w:r>
-        <w:rPr>
-          <w:b w:val="0"/>
-          <w:i w:val="0"/>
-          <w:sz w:val="21"/>
-        </w:rPr>
-        <w:t>Solution: Boiling for 1 minute (3 minutes above 2,000 m) kills bacteria, viruses, and parasites—the most reliable household method for small volumes. It does not remove chemicals, and boiled water is stored covered in clean containers.</w:t>
+        <w:t xml:space="preserve">Question: The nurse teaches a client taking digoxin to count the pulse and hold the dose if it is:</w:t>
       </w:r>
     </w:p>
     <w:p>
-      <w:pPr>
-        <w:spacing w:after="0" w:before="0"/>
-      </w:pPr>
       <w:r>
-        <w:rPr>
-          <w:b w:val="0"/>
-          <w:i w:val="0"/>
-          <w:sz w:val="20"/>
-        </w:rPr>
-        <w:t>Positive Marks: 1</w:t>
+        <w:t xml:space="preserve">(a) Above 100/min</w:t>
       </w:r>
     </w:p>
     <w:p>
-      <w:pPr>
-        <w:spacing w:after="160" w:before="0"/>
-      </w:pPr>
       <w:r>
-        <w:rPr>
-          <w:b w:val="0"/>
-          <w:i w:val="0"/>
-          <w:sz w:val="20"/>
-        </w:rPr>
-        <w:t>Negative Marks: 0.25</w:t>
+        <w:t xml:space="preserve">(b) Between 70-80/min</w:t>
       </w:r>
     </w:p>
     <w:p>
-      <w:pPr>
-        <w:spacing w:after="40" w:before="120"/>
-      </w:pPr>
       <w:r>
-        <w:rPr>
-          <w:b w:val="0"/>
-          <w:i w:val="0"/>
-          <w:sz w:val="22"/>
-        </w:rPr>
-        <w:t>Question: In clinical nursing education, a bedside clinic conducted at the client's bedside to teach assessment and care is a form of which teaching method?</w:t>
+        <w:t xml:space="preserve">(c) Below 60/min</w:t>
       </w:r>
     </w:p>
     <w:p>
-      <w:pPr>
-        <w:spacing w:after="0" w:before="0"/>
-      </w:pPr>
       <w:r>
-        <w:rPr>
-          <w:b w:val="0"/>
-          <w:i w:val="0"/>
-          <w:sz w:val="22"/>
-        </w:rPr>
-        <w:t>(a) Clinical teaching method</w:t>
+        <w:t xml:space="preserve">(d) Exactly 72/min</w:t>
       </w:r>
     </w:p>
     <w:p>
-      <w:pPr>
-        <w:spacing w:after="0" w:before="0"/>
-      </w:pPr>
       <w:r>
-        <w:rPr>
-          <w:b w:val="0"/>
-          <w:i w:val="0"/>
-          <w:sz w:val="22"/>
-        </w:rPr>
-        <w:t>(b) Lecture method</w:t>
+        <w:t xml:space="preserve">Answer: c</w:t>
       </w:r>
     </w:p>
     <w:p>
-      <w:pPr>
-        <w:spacing w:after="0" w:before="0"/>
-      </w:pPr>
       <w:r>
-        <w:rPr>
-          <w:b w:val="0"/>
-          <w:i w:val="0"/>
-          <w:sz w:val="22"/>
-        </w:rPr>
-        <w:t>(c) Symposium</w:t>
+        <w:t xml:space="preserve">Solution: Digoxin slows the heart; a pulse below 60/min may indicate toxicity, so the dose is held and the physician consulted.</w:t>
       </w:r>
     </w:p>
     <w:p>
-      <w:pPr>
-        <w:spacing w:after="0" w:before="0"/>
-      </w:pPr>
       <w:r>
-        <w:rPr>
-          <w:b w:val="0"/>
-          <w:i w:val="0"/>
-          <w:sz w:val="22"/>
-        </w:rPr>
-        <w:t>(d) Programmed instruction</w:t>
+        <w:t xml:space="preserve">Positive Marks: 1</w:t>
       </w:r>
     </w:p>
     <w:p>
-      <w:pPr>
-        <w:spacing w:after="0" w:before="40"/>
-      </w:pPr>
       <w:r>
-        <w:rPr>
-          <w:b/>
-          <w:i w:val="0"/>
-          <w:sz w:val="22"/>
-        </w:rPr>
-        <w:t>Answer: a</w:t>
+        <w:t xml:space="preserve">Negative Marks: 0.25</w:t>
       </w:r>
     </w:p>
     <w:p>
-      <w:pPr>
-        <w:spacing w:after="0" w:before="0"/>
-      </w:pPr>
       <w:r>
-        <w:rPr>
-          <w:b w:val="0"/>
-          <w:i w:val="0"/>
-          <w:sz w:val="21"/>
-        </w:rPr>
-        <w:t>Solution: A bedside clinic is a clinical teaching method in which learners practice assessment, communication, and care at the client's bedside under supervision. Lectures and symposia are classroom methods; programmed instruction is self-paced learning.</w:t>
+        <w:t xml:space="preserve"/>
       </w:r>
     </w:p>
     <w:p>
-      <w:pPr>
-        <w:spacing w:after="0" w:before="0"/>
-      </w:pPr>
       <w:r>
-        <w:rPr>
-          <w:b w:val="0"/>
-          <w:i w:val="0"/>
-          <w:sz w:val="20"/>
-        </w:rPr>
-        <w:t>Positive Marks: 1</w:t>
+        <w:t xml:space="preserve">Question: Cortisol is secreted by which gland?</w:t>
       </w:r>
     </w:p>
     <w:p>
-      <w:pPr>
-        <w:spacing w:after="160" w:before="0"/>
-      </w:pPr>
       <w:r>
-        <w:rPr>
-          <w:b w:val="0"/>
-          <w:i w:val="0"/>
-          <w:sz w:val="20"/>
-        </w:rPr>
-        <w:t>Negative Marks: 0.25</w:t>
+        <w:t xml:space="preserve">(a) Adrenal cortex</w:t>
       </w:r>
     </w:p>
     <w:p>
-      <w:pPr>
-        <w:spacing w:after="40" w:before="120"/>
-      </w:pPr>
       <w:r>
-        <w:rPr>
-          <w:b w:val="0"/>
-          <w:i w:val="0"/>
-          <w:sz w:val="22"/>
-        </w:rPr>
-        <w:t>Question: A client extends an arm for a blood pressure measurement after the nurse explains it. This is an example of which type of consent?</w:t>
+        <w:t xml:space="preserve">(b) Thyroid</w:t>
       </w:r>
     </w:p>
     <w:p>
-      <w:pPr>
-        <w:spacing w:after="0" w:before="0"/>
-      </w:pPr>
       <w:r>
-        <w:rPr>
-          <w:b w:val="0"/>
-          <w:i w:val="0"/>
-          <w:sz w:val="22"/>
-        </w:rPr>
-        <w:t>(a) Implied consent</w:t>
+        <w:t xml:space="preserve">(c) Pituitary</w:t>
       </w:r>
     </w:p>
     <w:p>
-      <w:pPr>
-        <w:spacing w:after="0" w:before="0"/>
-      </w:pPr>
       <w:r>
-        <w:rPr>
-          <w:b w:val="0"/>
-          <w:i w:val="0"/>
-          <w:sz w:val="22"/>
-        </w:rPr>
-        <w:t>(b) Expressed written consent</w:t>
+        <w:t xml:space="preserve">(d) Pancreas</w:t>
       </w:r>
     </w:p>
     <w:p>
-      <w:pPr>
-        <w:spacing w:after="0" w:before="0"/>
-      </w:pPr>
       <w:r>
-        <w:rPr>
-          <w:b w:val="0"/>
-          <w:i w:val="0"/>
-          <w:sz w:val="22"/>
-        </w:rPr>
-        <w:t>(c) Informed consent for surgery</w:t>
+        <w:t xml:space="preserve">Answer: a</w:t>
       </w:r>
     </w:p>
     <w:p>
-      <w:pPr>
-        <w:spacing w:after="0" w:before="0"/>
-      </w:pPr>
       <w:r>
-        <w:rPr>
-          <w:b w:val="0"/>
-          <w:i w:val="0"/>
-          <w:sz w:val="22"/>
-        </w:rPr>
-        <w:t>(d) Deferred consent</w:t>
+        <w:t xml:space="preserve">Solution: The adrenal cortex secretes cortisol (glucocorticoid), aldosterone, and androgens; the medulla secretes catecholamines.</w:t>
       </w:r>
     </w:p>
     <w:p>
-      <w:pPr>
-        <w:spacing w:after="0" w:before="40"/>
-      </w:pPr>
       <w:r>
-        <w:rPr>
-          <w:b/>
-          <w:i w:val="0"/>
-          <w:sz w:val="22"/>
-        </w:rPr>
-        <w:t>Answer: a</w:t>
+        <w:t xml:space="preserve">Positive Marks: 1</w:t>
       </w:r>
     </w:p>
     <w:p>
-      <w:pPr>
-        <w:spacing w:after="0" w:before="0"/>
-      </w:pPr>
       <w:r>
-        <w:rPr>
-          <w:b w:val="0"/>
-          <w:i w:val="0"/>
-          <w:sz w:val="21"/>
-        </w:rPr>
-        <w:t>Solution: Implied consent is inferred from a client's actions or behavior (extending the arm for a procedure). Expressed consent is verbal or written; surgical informed consent requires written, informed agreement.</w:t>
+        <w:t xml:space="preserve">Negative Marks: 0.25</w:t>
       </w:r>
     </w:p>
     <w:p>
-      <w:pPr>
-        <w:spacing w:after="0" w:before="0"/>
-      </w:pPr>
       <w:r>
-        <w:rPr>
-          <w:b w:val="0"/>
-          <w:i w:val="0"/>
-          <w:sz w:val="20"/>
-        </w:rPr>
-        <w:t>Positive Marks: 1</w:t>
+        <w:t xml:space="preserve"/>
       </w:r>
     </w:p>
     <w:p>
-      <w:pPr>
-        <w:spacing w:after="160" w:before="0"/>
-      </w:pPr>
       <w:r>
-        <w:rPr>
-          <w:b w:val="0"/>
-          <w:i w:val="0"/>
-          <w:sz w:val="20"/>
-        </w:rPr>
-        <w:t>Negative Marks: 0.25</w:t>
+        <w:t xml:space="preserve">Question: When suctioning an endotracheal tube, the nurse should:</w:t>
+      </w:r>
+    </w:p>
+    <w:p>
+      <w:r>
+        <w:t xml:space="preserve">(a) Suction continuously for 2 minutes</w:t>
+      </w:r>
+    </w:p>
+    <w:p>
+      <w:r>
+        <w:t xml:space="preserve">(b) Apply suction only while withdrawing the catheter</w:t>
+      </w:r>
+    </w:p>
+    <w:p>
+      <w:r>
+        <w:t xml:space="preserve">(c) Insert the catheter dry</w:t>
+      </w:r>
+    </w:p>
+    <w:p>
+      <w:r>
+        <w:t xml:space="preserve">(d) Suction both nares with the same catheter</w:t>
+      </w:r>
+    </w:p>
+    <w:p>
+      <w:r>
+        <w:t xml:space="preserve">Answer: b</w:t>
+      </w:r>
+    </w:p>
+    <w:p>
+      <w:r>
+        <w:t xml:space="preserve">Solution: Suction is applied only during withdrawal and limited to 10-15 seconds per pass to prevent hypoxia and trauma.</w:t>
+      </w:r>
+    </w:p>
+    <w:p>
+      <w:r>
+        <w:t xml:space="preserve">Positive Marks: 1</w:t>
+      </w:r>
+    </w:p>
+    <w:p>
+      <w:r>
+        <w:t xml:space="preserve">Negative Marks: 0.25</w:t>
+      </w:r>
+    </w:p>
+    <w:p>
+      <w:r>
+        <w:t xml:space="preserve"/>
+      </w:r>
+    </w:p>
+    <w:p>
+      <w:r>
+        <w:t xml:space="preserve">Question: Which food combination enhances iron absorption?</w:t>
+      </w:r>
+    </w:p>
+    <w:p>
+      <w:r>
+        <w:t xml:space="preserve">(a) Tea with meals</w:t>
+      </w:r>
+    </w:p>
+    <w:p>
+      <w:r>
+        <w:t xml:space="preserve">(b) Milk with meals</w:t>
+      </w:r>
+    </w:p>
+    <w:p>
+      <w:r>
+        <w:t xml:space="preserve">(c) Coffee with meals</w:t>
+      </w:r>
+    </w:p>
+    <w:p>
+      <w:r>
+        <w:t xml:space="preserve">(d) Orange juice with meals</w:t>
+      </w:r>
+    </w:p>
+    <w:p>
+      <w:r>
+        <w:t xml:space="preserve">Answer: d</w:t>
+      </w:r>
+    </w:p>
+    <w:p>
+      <w:r>
+        <w:t xml:space="preserve">Solution: Vitamin C in orange juice improves iron absorption, while tea, coffee, and milk reduce it.</w:t>
+      </w:r>
+    </w:p>
+    <w:p>
+      <w:r>
+        <w:t xml:space="preserve">Positive Marks: 1</w:t>
+      </w:r>
+    </w:p>
+    <w:p>
+      <w:r>
+        <w:t xml:space="preserve">Negative Marks: 0.25</w:t>
       </w:r>
     </w:p>
     <w:sectPr>
       <w:pgSz w:w="12240" w:h="15840"/>
-      <w:pgMar w:top="864" w:right="1008" w:bottom="864" w:left="1008" w:header="720" w:footer="720" w:gutter="0"/>
+      <w:pgMar w:top="1440" w:right="1800" w:bottom="1440" w:left="1800" w:header="720" w:footer="720" w:gutter="0"/>
       <w:cols w:space="720"/>
       <w:docGrid w:linePitch="360"/>
     </w:sectPr>
@@ -2715,10 +1365,6 @@
     <w:name w:val="Normal"/>
     <w:qFormat/>
     <w:rsid w:val="00FC693F"/>
-    <w:rPr>
-      <w:rFonts w:ascii="Calibri" w:hAnsi="Calibri"/>
-      <w:sz w:val="22"/>
-    </w:rPr>
   </w:style>
   <w:style w:type="paragraph" w:styleId="Header">
     <w:name w:val="header"/>
